--- a/docs/SCRC-Prática-Grupo_ST.docx
+++ b/docs/SCRC-Prática-Grupo_ST.docx
@@ -26,6 +26,9 @@
         </w:sectPr>
       </w:pPr>
       <w:r>
+        <w:rPr>
+          <w:noProof/>
+        </w:rPr>
         <w:drawing>
           <wp:anchor distT="152400" distB="152400" distL="152400" distR="152400" simplePos="0" relativeHeight="251658240" behindDoc="0" locked="0" layoutInCell="1" hidden="0" allowOverlap="1" wp14:anchorId="186AF4EC" wp14:editId="5A42B835">
             <wp:simplePos x="0" y="0"/>
@@ -71,6 +74,9 @@
         </w:drawing>
       </w:r>
       <w:r>
+        <w:rPr>
+          <w:noProof/>
+        </w:rPr>
         <w:drawing>
           <wp:anchor distT="152400" distB="152400" distL="152400" distR="152400" simplePos="0" relativeHeight="251659264" behindDoc="0" locked="0" layoutInCell="1" hidden="0" allowOverlap="1" wp14:anchorId="4CA1A51E" wp14:editId="70483DE5">
             <wp:simplePos x="0" y="0"/>
@@ -116,6 +122,9 @@
         </w:drawing>
       </w:r>
       <w:r>
+        <w:rPr>
+          <w:noProof/>
+        </w:rPr>
         <mc:AlternateContent>
           <mc:Choice Requires="wps">
             <w:drawing>
@@ -274,43 +283,7 @@
                                 <w:color w:val="000000"/>
                                 <w:sz w:val="28"/>
                               </w:rPr>
-                              <w:t xml:space="preserve">Orientador(a): </w:t>
-                            </w:r>
-                            <w:proofErr w:type="spellStart"/>
-                            <w:r>
-                              <w:rPr>
-                                <w:rFonts w:ascii="Arial" w:eastAsia="Arial" w:hAnsi="Arial" w:cs="Arial"/>
-                                <w:color w:val="000000"/>
-                                <w:sz w:val="28"/>
-                              </w:rPr>
-                              <w:t>Valderi</w:t>
-                            </w:r>
-                            <w:proofErr w:type="spellEnd"/>
-                            <w:r>
-                              <w:rPr>
-                                <w:rFonts w:ascii="Arial" w:eastAsia="Arial" w:hAnsi="Arial" w:cs="Arial"/>
-                                <w:color w:val="000000"/>
-                                <w:sz w:val="28"/>
-                              </w:rPr>
-                              <w:t xml:space="preserve"> </w:t>
-                            </w:r>
-                            <w:proofErr w:type="spellStart"/>
-                            <w:r>
-                              <w:rPr>
-                                <w:rFonts w:ascii="Arial" w:eastAsia="Arial" w:hAnsi="Arial" w:cs="Arial"/>
-                                <w:color w:val="000000"/>
-                                <w:sz w:val="28"/>
-                              </w:rPr>
-                              <w:t>Leithardt</w:t>
-                            </w:r>
-                            <w:proofErr w:type="spellEnd"/>
-                            <w:r>
-                              <w:rPr>
-                                <w:rFonts w:ascii="Arial" w:eastAsia="Arial" w:hAnsi="Arial" w:cs="Arial"/>
-                                <w:color w:val="000000"/>
-                                <w:sz w:val="28"/>
-                              </w:rPr>
-                              <w:t>, Professor auxiliar, ISCTE-IUL</w:t>
+                              <w:t>Orientador(a): Valderi Leithardt, Professor auxiliar, ISCTE-IUL</w:t>
                             </w:r>
                           </w:p>
                           <w:p>
@@ -626,18 +599,18 @@
     <w:bookmarkStart w:id="1" w:name="_Toc227711341" w:displacedByCustomXml="next"/>
     <w:sdt>
       <w:sdtPr>
+        <w:rPr>
+          <w:b w:val="0"/>
+          <w:bCs w:val="0"/>
+          <w:sz w:val="24"/>
+          <w:szCs w:val="24"/>
+        </w:rPr>
         <w:id w:val="-1837302912"/>
         <w:docPartObj>
           <w:docPartGallery w:val="Table of Contents"/>
           <w:docPartUnique/>
         </w:docPartObj>
       </w:sdtPr>
-      <w:sdtEndPr>
-        <w:rPr>
-          <w:sz w:val="24"/>
-          <w:szCs w:val="24"/>
-        </w:rPr>
-      </w:sdtEndPr>
       <w:sdtContent>
         <w:p>
           <w:pPr>
@@ -1480,7 +1453,13 @@
           <w:rPr>
             <w:rStyle w:val="Hiperligao"/>
           </w:rPr>
-          <w:t>Figura 4:Início da captura</w:t>
+          <w:t>Figura 4:</w:t>
+        </w:r>
+        <w:r>
+          <w:rPr>
+            <w:rStyle w:val="Hiperligao"/>
+          </w:rPr>
+          <w:t>Captura de Pacotes</w:t>
         </w:r>
         <w:r>
           <w:rPr>
@@ -1537,19 +1516,7 @@
           <w:rPr>
             <w:rStyle w:val="Hiperligao"/>
           </w:rPr>
-          <w:t>Figura 5:Obtenção do han</w:t>
-        </w:r>
-        <w:r>
-          <w:rPr>
-            <w:rStyle w:val="Hiperligao"/>
-          </w:rPr>
-          <w:t>d</w:t>
-        </w:r>
-        <w:r>
-          <w:rPr>
-            <w:rStyle w:val="Hiperligao"/>
-          </w:rPr>
-          <w:t>shake para posterior utilização para o ataque</w:t>
+          <w:t>Figura 5:Obtenção do handshake para posterior utilização para o ataque</w:t>
         </w:r>
         <w:r>
           <w:rPr>
@@ -2717,21 +2684,8 @@
           <w:numId w:val="3"/>
         </w:numPr>
       </w:pPr>
-      <w:proofErr w:type="spellStart"/>
-      <w:r>
-        <w:t>Aircrack</w:t>
-      </w:r>
-      <w:proofErr w:type="spellEnd"/>
-      <w:r>
-        <w:t xml:space="preserve">-ng: ferramenta utilizada para tentar descobrir a password a partir da captura de tráfego e de uma </w:t>
-      </w:r>
-      <w:proofErr w:type="spellStart"/>
-      <w:r>
-        <w:t>wordlist</w:t>
-      </w:r>
-      <w:proofErr w:type="spellEnd"/>
-      <w:r>
-        <w:t>.</w:t>
+      <w:r>
+        <w:t>Aircrack-ng: ferramenta utilizada para tentar descobrir a password a partir da captura de tráfego e de uma wordlist.</w:t>
       </w:r>
     </w:p>
     <w:p>
@@ -2742,13 +2696,8 @@
           <w:numId w:val="3"/>
         </w:numPr>
       </w:pPr>
-      <w:proofErr w:type="spellStart"/>
-      <w:r>
-        <w:t>Wireshark</w:t>
-      </w:r>
-      <w:proofErr w:type="spellEnd"/>
-      <w:r>
-        <w:t>: permite a análise e visualização dos pacotes capturados.</w:t>
+      <w:r>
+        <w:t>Wireshark: permite a análise e visualização dos pacotes capturados.</w:t>
       </w:r>
     </w:p>
     <w:p>
@@ -2771,13 +2720,8 @@
           <w:numId w:val="3"/>
         </w:numPr>
       </w:pPr>
-      <w:proofErr w:type="spellStart"/>
-      <w:r>
-        <w:t>Ralink</w:t>
-      </w:r>
-      <w:proofErr w:type="spellEnd"/>
-      <w:r>
-        <w:t xml:space="preserve"> 802.11n WLAN: adaptador Wi-Fi externo que permite a captura de tráfego em modo monitor. </w:t>
+      <w:r>
+        <w:t xml:space="preserve">Ralink 802.11n WLAN: adaptador Wi-Fi externo que permite a captura de tráfego em modo monitor. </w:t>
       </w:r>
     </w:p>
     <w:p>
@@ -2789,15 +2733,7 @@
         </w:numPr>
       </w:pPr>
       <w:r>
-        <w:t xml:space="preserve">Docker Desktop: utilizado para executar o contentor do </w:t>
-      </w:r>
-      <w:proofErr w:type="spellStart"/>
-      <w:r>
-        <w:t>FreeRADIUS</w:t>
-      </w:r>
-      <w:proofErr w:type="spellEnd"/>
-      <w:r>
-        <w:t>.</w:t>
+        <w:t>Docker Desktop: utilizado para executar o contentor do FreeRADIUS.</w:t>
       </w:r>
     </w:p>
     <w:p>
@@ -2808,13 +2744,8 @@
           <w:numId w:val="3"/>
         </w:numPr>
       </w:pPr>
-      <w:proofErr w:type="spellStart"/>
-      <w:r>
-        <w:t>hostapd</w:t>
-      </w:r>
-      <w:proofErr w:type="spellEnd"/>
-      <w:r>
-        <w:t>: Serviço que permite ao adaptador Wi-Fi funcionar como AP.</w:t>
+      <w:r>
+        <w:t>hostapd: Serviço que permite ao adaptador Wi-Fi funcionar como AP.</w:t>
       </w:r>
     </w:p>
     <w:p>
@@ -2891,6 +2822,9 @@
         </w:numPr>
       </w:pPr>
       <w:r>
+        <w:rPr>
+          <w:noProof/>
+        </w:rPr>
         <mc:AlternateContent>
           <mc:Choice Requires="wps">
             <w:drawing>
@@ -3028,6 +2962,7 @@
       <w:r>
         <w:rPr>
           <w:rFonts w:ascii="Arial" w:hAnsi="Arial" w:cs="Arial"/>
+          <w:noProof/>
           <w:sz w:val="22"/>
           <w:szCs w:val="22"/>
         </w:rPr>
@@ -3118,23 +3053,7 @@
         </w:numPr>
       </w:pPr>
       <w:r>
-        <w:t xml:space="preserve">Ligámos a </w:t>
-      </w:r>
-      <w:proofErr w:type="spellStart"/>
-      <w:r>
-        <w:t>pen</w:t>
-      </w:r>
-      <w:proofErr w:type="spellEnd"/>
-      <w:r>
-        <w:t xml:space="preserve"> WiFi a um computador portátil e estabelecemos ligação diretamente à MV </w:t>
-      </w:r>
-      <w:proofErr w:type="spellStart"/>
-      <w:r>
-        <w:t>KaliLinux</w:t>
-      </w:r>
-      <w:proofErr w:type="spellEnd"/>
-      <w:r>
-        <w:t>.</w:t>
+        <w:t>Ligámos a pen WiFi a um computador portátil e estabelecemos ligação diretamente à MV KaliLinux.</w:t>
       </w:r>
     </w:p>
     <w:p>
@@ -3146,6 +3065,9 @@
         </w:numPr>
       </w:pPr>
       <w:r>
+        <w:rPr>
+          <w:noProof/>
+        </w:rPr>
         <w:drawing>
           <wp:anchor distT="0" distB="0" distL="114300" distR="114300" simplePos="0" relativeHeight="251705344" behindDoc="0" locked="0" layoutInCell="1" allowOverlap="1" wp14:anchorId="52C7D0C3" wp14:editId="290F9AC1">
             <wp:simplePos x="0" y="0"/>
@@ -3203,31 +3125,7 @@
         </w:drawing>
       </w:r>
       <w:r>
-        <w:t xml:space="preserve">Configurámos a </w:t>
-      </w:r>
-      <w:proofErr w:type="spellStart"/>
-      <w:r>
-        <w:t>pen</w:t>
-      </w:r>
-      <w:proofErr w:type="spellEnd"/>
-      <w:r>
-        <w:t xml:space="preserve"> </w:t>
-      </w:r>
-      <w:proofErr w:type="spellStart"/>
-      <w:r>
-        <w:t>Wifi</w:t>
-      </w:r>
-      <w:proofErr w:type="spellEnd"/>
-      <w:r>
-        <w:t xml:space="preserve"> para atuar no modo Monitor </w:t>
-      </w:r>
-      <w:proofErr w:type="spellStart"/>
-      <w:r>
-        <w:t>Mode</w:t>
-      </w:r>
-      <w:proofErr w:type="spellEnd"/>
-      <w:r>
-        <w:t xml:space="preserve">, usando o comando </w:t>
+        <w:t xml:space="preserve">Configurámos a pen Wifi para atuar no modo Monitor Mode, usando o comando </w:t>
       </w:r>
       <w:r>
         <w:rPr>
@@ -3236,29 +3134,8 @@
         </w:rPr>
         <w:t>"</w:t>
       </w:r>
-      <w:proofErr w:type="spellStart"/>
-      <w:r>
-        <w:t>sudo</w:t>
-      </w:r>
-      <w:proofErr w:type="spellEnd"/>
-      <w:r>
-        <w:t xml:space="preserve"> </w:t>
-      </w:r>
-      <w:proofErr w:type="spellStart"/>
-      <w:r>
-        <w:t>airmon</w:t>
-      </w:r>
-      <w:proofErr w:type="spellEnd"/>
-      <w:r>
-        <w:t xml:space="preserve">-ng </w:t>
-      </w:r>
-      <w:proofErr w:type="spellStart"/>
-      <w:r>
-        <w:t>start</w:t>
-      </w:r>
-      <w:proofErr w:type="spellEnd"/>
-      <w:r>
-        <w:t xml:space="preserve"> wlan0</w:t>
+      <w:r>
+        <w:t>sudo airmon-ng start wlan0</w:t>
       </w:r>
       <w:r>
         <w:rPr>
@@ -3284,7 +3161,7 @@
           <w:szCs w:val="22"/>
         </w:rPr>
       </w:pPr>
-      <w:bookmarkStart w:id="11" w:name="_Toc227701971"/>
+      <w:bookmarkStart w:id="10" w:name="_Toc227701971"/>
       <w:r>
         <w:t xml:space="preserve">Figura </w:t>
       </w:r>
@@ -3306,7 +3183,7 @@
       <w:r>
         <w:t>:Pen WiFi no modo Monitor</w:t>
       </w:r>
-      <w:bookmarkEnd w:id="11"/>
+      <w:bookmarkEnd w:id="10"/>
     </w:p>
     <w:p>
       <w:pPr>
@@ -3317,6 +3194,9 @@
         </w:numPr>
       </w:pPr>
       <w:r>
+        <w:rPr>
+          <w:noProof/>
+        </w:rPr>
         <w:lastRenderedPageBreak/>
         <w:drawing>
           <wp:anchor distT="0" distB="0" distL="114300" distR="114300" simplePos="0" relativeHeight="251706368" behindDoc="0" locked="0" layoutInCell="1" allowOverlap="1" wp14:anchorId="7FD1DB85" wp14:editId="08D9A452">
@@ -3375,15 +3255,7 @@
         </w:drawing>
       </w:r>
       <w:r>
-        <w:t xml:space="preserve">Procurámos as redes WiFi disponíveis para obter o BSSID e o </w:t>
-      </w:r>
-      <w:proofErr w:type="spellStart"/>
-      <w:r>
-        <w:t>channel</w:t>
-      </w:r>
-      <w:proofErr w:type="spellEnd"/>
-      <w:r>
-        <w:t>, submetendo o seguinte comando:</w:t>
+        <w:t>Procurámos as redes WiFi disponíveis para obter o BSSID e o channel, submetendo o seguinte comando:</w:t>
       </w:r>
       <w:r>
         <w:rPr>
@@ -3392,21 +3264,8 @@
         </w:rPr>
         <w:t>"</w:t>
       </w:r>
-      <w:proofErr w:type="spellStart"/>
-      <w:r>
-        <w:t>sudo</w:t>
-      </w:r>
-      <w:proofErr w:type="spellEnd"/>
-      <w:r>
-        <w:t xml:space="preserve"> </w:t>
-      </w:r>
-      <w:proofErr w:type="spellStart"/>
-      <w:r>
-        <w:t>airodump</w:t>
-      </w:r>
-      <w:proofErr w:type="spellEnd"/>
-      <w:r>
-        <w:t>-ng wlan0mon</w:t>
+      <w:r>
+        <w:t>sudo airodump-ng wlan0mon</w:t>
       </w:r>
       <w:r>
         <w:rPr>
@@ -3425,7 +3284,7 @@
           <w:szCs w:val="22"/>
         </w:rPr>
       </w:pPr>
-      <w:bookmarkStart w:id="12" w:name="_Toc227701972"/>
+      <w:bookmarkStart w:id="11" w:name="_Toc227701972"/>
       <w:r>
         <w:t xml:space="preserve">Figura </w:t>
       </w:r>
@@ -3447,7 +3306,7 @@
       <w:r>
         <w:t>:Identificação da rede de teste</w:t>
       </w:r>
-      <w:bookmarkEnd w:id="12"/>
+      <w:bookmarkEnd w:id="11"/>
     </w:p>
     <w:p>
       <w:pPr>
@@ -3456,8 +3315,12 @@
           <w:ilvl w:val="0"/>
           <w:numId w:val="4"/>
         </w:numPr>
-      </w:pPr>
-      <w:r>
+        <w:ind w:left="1440" w:hanging="1080"/>
+      </w:pPr>
+      <w:r>
+        <w:rPr>
+          <w:noProof/>
+        </w:rPr>
         <mc:AlternateContent>
           <mc:Choice Requires="wps">
             <w:drawing>
@@ -3499,7 +3362,7 @@
                             <w:pPr>
                               <w:pStyle w:val="Legenda"/>
                             </w:pPr>
-                            <w:bookmarkStart w:id="13" w:name="_Toc227701973"/>
+                            <w:bookmarkStart w:id="12" w:name="_Toc227701973"/>
                             <w:r>
                               <w:t xml:space="preserve">Figura </w:t>
                             </w:r>
@@ -3519,9 +3382,12 @@
                               <w:fldChar w:fldCharType="end"/>
                             </w:r>
                             <w:r>
-                              <w:t>:Início da captura</w:t>
-                            </w:r>
-                            <w:bookmarkEnd w:id="13"/>
+                              <w:t>:</w:t>
+                            </w:r>
+                            <w:bookmarkEnd w:id="12"/>
+                            <w:r>
+                              <w:t>Captura de pacotes</w:t>
+                            </w:r>
                           </w:p>
                         </w:txbxContent>
                       </wps:txbx>
@@ -3539,14 +3405,18 @@
           </mc:Choice>
           <mc:Fallback>
             <w:pict>
-              <v:shape w14:anchorId="0F4E9348" id="_x0000_s1028" type="#_x0000_t202" style="position:absolute;left:0;text-align:left;margin-left:0;margin-top:205.2pt;width:461.9pt;height:.05pt;z-index:251678720;visibility:visible;mso-wrap-style:square;mso-wrap-distance-left:9pt;mso-wrap-distance-top:0;mso-wrap-distance-right:9pt;mso-wrap-distance-bottom:0;mso-position-horizontal:center;mso-position-horizontal-relative:margin;mso-position-vertical:absolute;mso-position-vertical-relative:text;v-text-anchor:top" o:gfxdata="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" stroked="f">
+              <v:shapetype w14:anchorId="0F4E9348" id="_x0000_t202" coordsize="21600,21600" o:spt="202" path="m,l,21600r21600,l21600,xe">
+                <v:stroke joinstyle="miter"/>
+                <v:path gradientshapeok="t" o:connecttype="rect"/>
+              </v:shapetype>
+              <v:shape id="_x0000_s1028" type="#_x0000_t202" style="position:absolute;left:0;text-align:left;margin-left:0;margin-top:205.2pt;width:461.9pt;height:.05pt;z-index:251678720;visibility:visible;mso-wrap-style:square;mso-wrap-distance-left:9pt;mso-wrap-distance-top:0;mso-wrap-distance-right:9pt;mso-wrap-distance-bottom:0;mso-position-horizontal:center;mso-position-horizontal-relative:margin;mso-position-vertical:absolute;mso-position-vertical-relative:text;v-text-anchor:top" o:gfxdata="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" stroked="f">
                 <v:textbox style="mso-fit-shape-to-text:t" inset="0,0,0,0">
                   <w:txbxContent>
                     <w:p>
                       <w:pPr>
                         <w:pStyle w:val="Legenda"/>
                       </w:pPr>
-                      <w:bookmarkStart w:id="14" w:name="_Toc227701973"/>
+                      <w:bookmarkStart w:id="13" w:name="_Toc227701973"/>
                       <w:r>
                         <w:t xml:space="preserve">Figura </w:t>
                       </w:r>
@@ -3566,9 +3436,12 @@
                         <w:fldChar w:fldCharType="end"/>
                       </w:r>
                       <w:r>
-                        <w:t>:Início da captura</w:t>
-                      </w:r>
-                      <w:bookmarkEnd w:id="14"/>
+                        <w:t>:</w:t>
+                      </w:r>
+                      <w:bookmarkEnd w:id="13"/>
+                      <w:r>
+                        <w:t>Captura de pacotes</w:t>
+                      </w:r>
                     </w:p>
                   </w:txbxContent>
                 </v:textbox>
@@ -3579,6 +3452,9 @@
         </mc:AlternateContent>
       </w:r>
       <w:r>
+        <w:rPr>
+          <w:noProof/>
+        </w:rPr>
         <w:drawing>
           <wp:anchor distT="114300" distB="114300" distL="114300" distR="114300" simplePos="0" relativeHeight="251661312" behindDoc="0" locked="0" layoutInCell="1" hidden="0" allowOverlap="1" wp14:anchorId="4C4BA121" wp14:editId="4A386AA5">
             <wp:simplePos x="0" y="0"/>
@@ -3630,31 +3506,13 @@
         <w:t>parâmetro</w:t>
       </w:r>
       <w:r>
-        <w:t xml:space="preserve"> -c sendo o </w:t>
-      </w:r>
-      <w:proofErr w:type="spellStart"/>
-      <w:r>
-        <w:t>channel</w:t>
-      </w:r>
-      <w:proofErr w:type="spellEnd"/>
-      <w:r>
-        <w:t xml:space="preserve"> e de seguida o </w:t>
-      </w:r>
-      <w:proofErr w:type="spellStart"/>
-      <w:r>
-        <w:t>bssid</w:t>
-      </w:r>
-      <w:proofErr w:type="spellEnd"/>
-      <w:r>
-        <w:t xml:space="preserve">, o -w para o nome da captura </w:t>
-      </w:r>
-      <w:proofErr w:type="spellStart"/>
-      <w:r>
-        <w:t>capwifipasscrack</w:t>
-      </w:r>
-      <w:proofErr w:type="spellEnd"/>
-      <w:r>
-        <w:t xml:space="preserve"> e wlan0mon a interface da rede </w:t>
+        <w:t xml:space="preserve"> -c sendo o channel e de seguida o bssid, o -w para o nome da captura capwifipasscrack e wlan0mon</w:t>
+      </w:r>
+      <w:r>
+        <w:t>,</w:t>
+      </w:r>
+      <w:r>
+        <w:t xml:space="preserve"> a interface da rede </w:t>
       </w:r>
       <w:r>
         <w:t>WiFi</w:t>
@@ -3677,6 +3535,9 @@
         </w:numPr>
       </w:pPr>
       <w:r>
+        <w:rPr>
+          <w:noProof/>
+        </w:rPr>
         <w:drawing>
           <wp:anchor distT="0" distB="0" distL="114300" distR="114300" simplePos="0" relativeHeight="251707392" behindDoc="0" locked="0" layoutInCell="1" allowOverlap="1" wp14:anchorId="6F5A51D3" wp14:editId="55B9A010">
             <wp:simplePos x="0" y="0"/>
@@ -3734,23 +3595,7 @@
         </w:drawing>
       </w:r>
       <w:r>
-        <w:t xml:space="preserve">Conectámos um dispositivo ao hotspot, para conseguirmos realizar um ataque de </w:t>
-      </w:r>
-      <w:proofErr w:type="spellStart"/>
-      <w:r>
-        <w:t>desautenticação</w:t>
-      </w:r>
-      <w:proofErr w:type="spellEnd"/>
-      <w:r>
-        <w:t xml:space="preserve"> e assim obter o </w:t>
-      </w:r>
-      <w:proofErr w:type="spellStart"/>
-      <w:r>
-        <w:t>handshake</w:t>
-      </w:r>
-      <w:proofErr w:type="spellEnd"/>
-      <w:r>
-        <w:t xml:space="preserve"> na captura que em cima colocamos a capturar.</w:t>
+        <w:t>Conectámos um dispositivo ao hotspot, para conseguirmos realizar um ataque de desautenticação e assim obter o handshake na captura que em cima colocamos a capturar.</w:t>
       </w:r>
     </w:p>
     <w:p>
@@ -3759,7 +3604,7 @@
         <w:ind w:firstLine="360"/>
         <w:jc w:val="both"/>
       </w:pPr>
-      <w:bookmarkStart w:id="15" w:name="_Toc227701974"/>
+      <w:bookmarkStart w:id="14" w:name="_Toc227701974"/>
       <w:r>
         <w:t xml:space="preserve">Figura </w:t>
       </w:r>
@@ -3779,17 +3624,9 @@
         <w:fldChar w:fldCharType="end"/>
       </w:r>
       <w:r>
-        <w:t xml:space="preserve">:Obtenção do </w:t>
-      </w:r>
-      <w:proofErr w:type="spellStart"/>
-      <w:r>
-        <w:t>handshake</w:t>
-      </w:r>
-      <w:proofErr w:type="spellEnd"/>
-      <w:r>
-        <w:t xml:space="preserve"> para posterior utilização para o ataque</w:t>
-      </w:r>
-      <w:bookmarkEnd w:id="15"/>
+        <w:t>:Obtenção do handshake para posterior utilização para o ataque</w:t>
+      </w:r>
+      <w:bookmarkEnd w:id="14"/>
     </w:p>
     <w:p>
       <w:pPr>
@@ -3800,6 +3637,9 @@
         </w:numPr>
       </w:pPr>
       <w:r>
+        <w:rPr>
+          <w:noProof/>
+        </w:rPr>
         <w:lastRenderedPageBreak/>
         <w:drawing>
           <wp:anchor distT="0" distB="0" distL="114300" distR="114300" simplePos="0" relativeHeight="251708416" behindDoc="0" locked="0" layoutInCell="1" allowOverlap="1" wp14:anchorId="23E6E9CF" wp14:editId="7ADACE65">
@@ -3858,39 +3698,26 @@
         </w:drawing>
       </w:r>
       <w:r>
-        <w:t xml:space="preserve">Utilizámos o </w:t>
-      </w:r>
-      <w:proofErr w:type="spellStart"/>
-      <w:r>
-        <w:t>aircrack</w:t>
-      </w:r>
-      <w:proofErr w:type="spellEnd"/>
-      <w:r>
-        <w:t xml:space="preserve">-ng para efetuar o ataque do dicionário offline com a captura e o dicionário rockyou.txt, obtendo assim o resultado esperado com sucesso, a </w:t>
+        <w:t xml:space="preserve">Utilizámos o aircrack-ng para efetuar o ataque do dicionário offline com a captura e o dicionário rockyou.txt, obtendo assim o resultado esperado com sucesso, a </w:t>
       </w:r>
       <w:r>
         <w:t>palavra-passe</w:t>
       </w:r>
       <w:r>
-        <w:t xml:space="preserve"> da rede </w:t>
-      </w:r>
-      <w:proofErr w:type="spellStart"/>
-      <w:r>
-        <w:t>scrc_network</w:t>
-      </w:r>
-      <w:proofErr w:type="spellEnd"/>
-      <w:r>
-        <w:t xml:space="preserve"> foi descoberta.</w:t>
-      </w:r>
-    </w:p>
+        <w:t xml:space="preserve"> da rede scrc_network foi descoberta.</w:t>
+      </w:r>
+    </w:p>
+    <w:bookmarkStart w:id="15" w:name="_Toc227701975"/>
     <w:p>
       <w:pPr>
         <w:pStyle w:val="Legenda"/>
         <w:ind w:left="720" w:firstLine="720"/>
         <w:jc w:val="both"/>
       </w:pPr>
-      <w:bookmarkStart w:id="16" w:name="_Toc227701975"/>
-      <w:r>
+      <w:r>
+        <w:rPr>
+          <w:noProof/>
+        </w:rPr>
         <mc:AlternateContent>
           <mc:Choice Requires="wps">
             <w:drawing>
@@ -3932,7 +3759,7 @@
                             <w:pPr>
                               <w:pStyle w:val="Legenda"/>
                             </w:pPr>
-                            <w:bookmarkStart w:id="17" w:name="_Toc227701976"/>
+                            <w:bookmarkStart w:id="16" w:name="_Toc227701976"/>
                             <w:r>
                               <w:t xml:space="preserve">Figura </w:t>
                             </w:r>
@@ -3954,7 +3781,7 @@
                             <w:r>
                               <w:t>:Captura usada para o ataque</w:t>
                             </w:r>
-                            <w:bookmarkEnd w:id="17"/>
+                            <w:bookmarkEnd w:id="16"/>
                           </w:p>
                         </w:txbxContent>
                       </wps:txbx>
@@ -4015,6 +3842,9 @@
         </mc:AlternateContent>
       </w:r>
       <w:r>
+        <w:rPr>
+          <w:noProof/>
+        </w:rPr>
         <w:drawing>
           <wp:anchor distT="114300" distB="114300" distL="114300" distR="114300" simplePos="0" relativeHeight="251662336" behindDoc="0" locked="0" layoutInCell="1" hidden="0" allowOverlap="1" wp14:anchorId="7AFAACE0" wp14:editId="52A61E4C">
             <wp:simplePos x="0" y="0"/>
@@ -4089,7 +3919,7 @@
       <w:r>
         <w:t>.</w:t>
       </w:r>
-      <w:bookmarkEnd w:id="16"/>
+      <w:bookmarkEnd w:id="15"/>
     </w:p>
     <w:p/>
     <w:p>
@@ -4102,47 +3932,7 @@
         </w:rPr>
       </w:pPr>
       <w:r>
-        <w:t xml:space="preserve">A captura realizada demonstra a interceção do 4-Way </w:t>
-      </w:r>
-      <w:proofErr w:type="spellStart"/>
-      <w:r>
-        <w:t>Handshake</w:t>
-      </w:r>
-      <w:proofErr w:type="spellEnd"/>
-      <w:r>
-        <w:t xml:space="preserve"> no modo WPA2-Personal. Na imagem, observam-se as quatro mensagens EAPOL necessárias para que o software </w:t>
-      </w:r>
-      <w:proofErr w:type="spellStart"/>
-      <w:r>
-        <w:t>aircrack</w:t>
-      </w:r>
-      <w:proofErr w:type="spellEnd"/>
-      <w:r>
-        <w:t>-</w:t>
-      </w:r>
-      <w:proofErr w:type="gramStart"/>
-      <w:r>
-        <w:t>ng  consiga</w:t>
-      </w:r>
-      <w:proofErr w:type="gramEnd"/>
-      <w:r>
-        <w:t xml:space="preserve"> iniciar o processo de </w:t>
-      </w:r>
-      <w:proofErr w:type="spellStart"/>
-      <w:r>
-        <w:t>cracking</w:t>
-      </w:r>
-      <w:proofErr w:type="spellEnd"/>
-      <w:r>
-        <w:t xml:space="preserve"> offline. A segurança desta rede é comprometida neste momento porque, embora a password não viaje em texto limpo, o MIC presente nestes </w:t>
-      </w:r>
-      <w:proofErr w:type="spellStart"/>
-      <w:r>
-        <w:t>frames</w:t>
-      </w:r>
-      <w:proofErr w:type="spellEnd"/>
-      <w:r>
-        <w:t xml:space="preserve"> permite validar tentativas de dicionário contra a chave mestra (PSK) da rede.</w:t>
+        <w:t>A captura realizada demonstra a interceção do 4-Way Handshake no modo WPA2-Personal. Na imagem, observam-se as quatro mensagens EAPOL necessárias para que o software aircrack-ng  consiga iniciar o processo de cracking offline. A segurança desta rede é comprometida neste momento porque, embora a password não viaje em texto limpo, o MIC presente nestes frames permite validar tentativas de dicionário contra a chave mestra (PSK) da rede.</w:t>
       </w:r>
     </w:p>
     <w:p>
@@ -4205,8 +3995,8 @@
           <w:szCs w:val="48"/>
         </w:rPr>
       </w:pPr>
-      <w:bookmarkStart w:id="19" w:name="_67u0qqaacavm" w:colFirst="0" w:colLast="0"/>
-      <w:bookmarkEnd w:id="19"/>
+      <w:bookmarkStart w:id="17" w:name="_67u0qqaacavm" w:colFirst="0" w:colLast="0"/>
+      <w:bookmarkEnd w:id="17"/>
       <w:r>
         <w:br w:type="page"/>
       </w:r>
@@ -4215,12 +4005,19 @@
       <w:pPr>
         <w:pStyle w:val="Ttulo1"/>
       </w:pPr>
-      <w:bookmarkStart w:id="20" w:name="_Toc227711346"/>
+      <w:bookmarkStart w:id="18" w:name="_Toc227711346"/>
       <w:r>
         <w:lastRenderedPageBreak/>
         <w:t>Mitigação do 1º cenário</w:t>
       </w:r>
-      <w:bookmarkEnd w:id="20"/>
+      <w:bookmarkEnd w:id="18"/>
+    </w:p>
+    <w:p>
+      <w:pPr>
+        <w:rPr>
+          <w:u w:val="single"/>
+        </w:rPr>
+      </w:pPr>
     </w:p>
     <w:p>
       <w:pPr>
@@ -4253,17 +4050,29 @@
         <w:pStyle w:val="ISCTE"/>
       </w:pPr>
       <w:r>
+        <w:t>Após repetirmos os mesmos passos, obtivemos o seguinte resultado:</w:t>
+      </w:r>
+    </w:p>
+    <w:p>
+      <w:pPr>
+        <w:pStyle w:val="Legenda"/>
+      </w:pPr>
+      <w:bookmarkStart w:id="19" w:name="_Toc227701977"/>
+      <w:r>
+        <w:rPr>
+          <w:noProof/>
+        </w:rPr>
         <w:drawing>
-          <wp:anchor distT="0" distB="0" distL="114300" distR="114300" simplePos="0" relativeHeight="251709440" behindDoc="0" locked="0" layoutInCell="1" allowOverlap="1" wp14:anchorId="5791C1D3" wp14:editId="2865591B">
+          <wp:anchor distT="0" distB="0" distL="114300" distR="114300" simplePos="0" relativeHeight="251709440" behindDoc="0" locked="0" layoutInCell="1" allowOverlap="1" wp14:anchorId="5791C1D3" wp14:editId="6E26AE7B">
             <wp:simplePos x="0" y="0"/>
             <wp:positionH relativeFrom="margin">
-              <wp:align>right</wp:align>
+              <wp:posOffset>57150</wp:posOffset>
             </wp:positionH>
             <wp:positionV relativeFrom="paragraph">
-              <wp:posOffset>225425</wp:posOffset>
+              <wp:posOffset>198120</wp:posOffset>
             </wp:positionV>
-            <wp:extent cx="6061710" cy="2419350"/>
-            <wp:effectExtent l="0" t="0" r="0" b="0"/>
+            <wp:extent cx="5539740" cy="2183130"/>
+            <wp:effectExtent l="0" t="0" r="3810" b="7620"/>
             <wp:wrapTopAndBottom/>
             <wp:docPr id="10" name="image14.png"/>
             <wp:cNvGraphicFramePr/>
@@ -4290,7 +4099,7 @@
                   <pic:spPr>
                     <a:xfrm>
                       <a:off x="0" y="0"/>
-                      <a:ext cx="6061710" cy="2419350"/>
+                      <a:ext cx="5539740" cy="2183130"/>
                     </a:xfrm>
                     <a:prstGeom prst="rect">
                       <a:avLst/>
@@ -4310,16 +4119,15 @@
         </w:drawing>
       </w:r>
       <w:r>
-        <w:t>Após repetirmos os mesmos passos, obtivemos o seguinte resultado:</w:t>
+        <w:t xml:space="preserve"> </w:t>
       </w:r>
     </w:p>
     <w:p>
       <w:pPr>
         <w:pStyle w:val="Legenda"/>
       </w:pPr>
-      <w:bookmarkStart w:id="21" w:name="_Toc227701977"/>
-      <w:r>
-        <w:t xml:space="preserve">  </w:t>
+      <w:r>
+        <w:t xml:space="preserve"> </w:t>
       </w:r>
       <w:r>
         <w:t xml:space="preserve">Figura </w:t>
@@ -4348,22 +4156,14 @@
       <w:r>
         <w:t xml:space="preserve"> forte “Scrc2026#”.</w:t>
       </w:r>
-      <w:bookmarkEnd w:id="21"/>
+      <w:bookmarkEnd w:id="19"/>
     </w:p>
     <w:p>
       <w:pPr>
         <w:pStyle w:val="ISCTE"/>
       </w:pPr>
       <w:r>
-        <w:t xml:space="preserve">Verifica-se que o ataque não foi bem-sucedido, pois não foi encontrada nenhuma correspondência entre o </w:t>
-      </w:r>
-      <w:proofErr w:type="spellStart"/>
-      <w:r>
-        <w:t>handshake</w:t>
-      </w:r>
-      <w:proofErr w:type="spellEnd"/>
-      <w:r>
-        <w:t xml:space="preserve"> capturado e as </w:t>
+        <w:t xml:space="preserve">Verifica-se que o ataque não foi bem-sucedido, pois não foi encontrada nenhuma correspondência entre o handshake capturado e as </w:t>
       </w:r>
       <w:r>
         <w:t>palavras-passes</w:t>
@@ -4421,8 +4221,8 @@
           <w:szCs w:val="48"/>
         </w:rPr>
       </w:pPr>
-      <w:bookmarkStart w:id="22" w:name="_rifd6vmqkimt" w:colFirst="0" w:colLast="0"/>
-      <w:bookmarkEnd w:id="22"/>
+      <w:bookmarkStart w:id="20" w:name="_rifd6vmqkimt" w:colFirst="0" w:colLast="0"/>
+      <w:bookmarkEnd w:id="20"/>
       <w:r>
         <w:br w:type="page"/>
       </w:r>
@@ -4431,29 +4231,20 @@
       <w:pPr>
         <w:pStyle w:val="Ttulo1"/>
       </w:pPr>
-      <w:bookmarkStart w:id="23" w:name="_Toc227711347"/>
+      <w:bookmarkStart w:id="21" w:name="_Toc227711347"/>
       <w:r>
         <w:lastRenderedPageBreak/>
         <w:t>2º Cenário - Tentativa de descoberta de Password no modo WPA2-Enterprise</w:t>
       </w:r>
-      <w:bookmarkEnd w:id="23"/>
+      <w:bookmarkEnd w:id="21"/>
     </w:p>
     <w:p>
       <w:pPr>
         <w:pStyle w:val="ISCTE"/>
       </w:pPr>
       <w:r>
-        <w:t xml:space="preserve">Para este cenário foi configurado um servidor RADIUS para autenticação individual de utilizadores com credenciais únicas para cada um. Foi também configurado o protocolo DHCP para atribuição de </w:t>
-      </w:r>
-      <w:proofErr w:type="spellStart"/>
-      <w:r>
-        <w:t>IPs</w:t>
-      </w:r>
-      <w:proofErr w:type="spellEnd"/>
-      <w:r>
-        <w:t xml:space="preserve"> </w:t>
-      </w:r>
-      <w:proofErr w:type="gramStart"/>
+        <w:t xml:space="preserve">Para este cenário foi configurado um servidor RADIUS para autenticação individual de utilizadores com credenciais únicas para cada um. Foi também configurado o protocolo DHCP para atribuição de IPs </w:t>
+      </w:r>
       <w:r>
         <w:t>de forma</w:t>
       </w:r>
@@ -4463,7 +4254,6 @@
       <w:r>
         <w:t xml:space="preserve"> que</w:t>
       </w:r>
-      <w:proofErr w:type="gramEnd"/>
       <w:r>
         <w:t xml:space="preserve"> o utilizador acedesse de facto à rede.</w:t>
       </w:r>
@@ -4486,6 +4276,7 @@
       <w:r>
         <w:rPr>
           <w:rStyle w:val="ISCTECarter"/>
+          <w:noProof/>
         </w:rPr>
         <mc:AlternateContent>
           <mc:Choice Requires="wps">
@@ -4528,7 +4319,7 @@
                             <w:pPr>
                               <w:pStyle w:val="Legenda"/>
                             </w:pPr>
-                            <w:bookmarkStart w:id="24" w:name="_Toc227701978"/>
+                            <w:bookmarkStart w:id="22" w:name="_Toc227701978"/>
                             <w:r>
                               <w:t xml:space="preserve">Figura </w:t>
                             </w:r>
@@ -4550,7 +4341,7 @@
                             <w:r>
                               <w:t>:Ficheiros configurados</w:t>
                             </w:r>
-                            <w:bookmarkEnd w:id="24"/>
+                            <w:bookmarkEnd w:id="22"/>
                           </w:p>
                         </w:txbxContent>
                       </wps:txbx>
@@ -4610,6 +4401,7 @@
       <w:r>
         <w:rPr>
           <w:rStyle w:val="ISCTECarter"/>
+          <w:noProof/>
         </w:rPr>
         <w:drawing>
           <wp:anchor distT="114300" distB="114300" distL="114300" distR="114300" simplePos="0" relativeHeight="251663360" behindDoc="0" locked="0" layoutInCell="1" hidden="0" allowOverlap="1" wp14:anchorId="6F7ADAA6" wp14:editId="12040C42">
@@ -4671,6 +4463,9 @@
         </w:rPr>
       </w:pPr>
       <w:r>
+        <w:rPr>
+          <w:noProof/>
+        </w:rPr>
         <w:lastRenderedPageBreak/>
         <w:drawing>
           <wp:anchor distT="114300" distB="114300" distL="114300" distR="114300" simplePos="0" relativeHeight="251664384" behindDoc="0" locked="0" layoutInCell="1" hidden="0" allowOverlap="1" wp14:anchorId="785E8D66" wp14:editId="1BE492D0">
@@ -4717,6 +4512,9 @@
         </w:drawing>
       </w:r>
       <w:r>
+        <w:rPr>
+          <w:noProof/>
+        </w:rPr>
         <mc:AlternateContent>
           <mc:Choice Requires="wps">
             <w:drawing>
@@ -4758,7 +4556,7 @@
                             <w:pPr>
                               <w:pStyle w:val="Legenda"/>
                             </w:pPr>
-                            <w:bookmarkStart w:id="26" w:name="_Toc227701979"/>
+                            <w:bookmarkStart w:id="23" w:name="_Toc227701979"/>
                             <w:r>
                               <w:t xml:space="preserve">Figura </w:t>
                             </w:r>
@@ -4780,7 +4578,7 @@
                             <w:r>
                               <w:t>:clients.conf</w:t>
                             </w:r>
-                            <w:bookmarkEnd w:id="26"/>
+                            <w:bookmarkEnd w:id="23"/>
                           </w:p>
                         </w:txbxContent>
                       </wps:txbx>
@@ -4844,21 +4642,7 @@
         <w:rPr>
           <w:rStyle w:val="ISCTECarter"/>
         </w:rPr>
-        <w:t xml:space="preserve">a figura acima encontram-se 4 ficheiros. No ficheiro </w:t>
-      </w:r>
-      <w:proofErr w:type="spellStart"/>
-      <w:r>
-        <w:rPr>
-          <w:rStyle w:val="ISCTECarter"/>
-        </w:rPr>
-        <w:t>clients.conf</w:t>
-      </w:r>
-      <w:proofErr w:type="spellEnd"/>
-      <w:r>
-        <w:rPr>
-          <w:rStyle w:val="ISCTECarter"/>
-        </w:rPr>
-        <w:t xml:space="preserve"> o servidor RADIUS está programado para aceitar qualquer tipo de </w:t>
+        <w:t xml:space="preserve">a figura acima encontram-se 4 ficheiros. No ficheiro clients.conf o servidor RADIUS está programado para aceitar qualquer tipo de </w:t>
       </w:r>
       <w:r>
         <w:rPr>
@@ -4870,59 +4654,20 @@
         <w:rPr>
           <w:rStyle w:val="ISCTECarter"/>
         </w:rPr>
-        <w:t xml:space="preserve"> na rede, e a </w:t>
-      </w:r>
-      <w:proofErr w:type="spellStart"/>
-      <w:r>
+        <w:t xml:space="preserve"> na rede, e a secret key “teste123”, que será a chave de comunicação entre a rede wifi segura e o RADIUS. </w:t>
+      </w:r>
+    </w:p>
+    <w:p/>
+    <w:p>
+      <w:pPr>
         <w:rPr>
           <w:rStyle w:val="ISCTECarter"/>
         </w:rPr>
-        <w:t>secret</w:t>
-      </w:r>
-      <w:proofErr w:type="spellEnd"/>
+      </w:pPr>
       <w:r>
         <w:rPr>
-          <w:rStyle w:val="ISCTECarter"/>
+          <w:noProof/>
         </w:rPr>
-        <w:t xml:space="preserve"> </w:t>
-      </w:r>
-      <w:proofErr w:type="spellStart"/>
-      <w:r>
-        <w:rPr>
-          <w:rStyle w:val="ISCTECarter"/>
-        </w:rPr>
-        <w:t>key</w:t>
-      </w:r>
-      <w:proofErr w:type="spellEnd"/>
-      <w:r>
-        <w:rPr>
-          <w:rStyle w:val="ISCTECarter"/>
-        </w:rPr>
-        <w:t xml:space="preserve"> “teste123”, que será a chave de comunicação entre a rede </w:t>
-      </w:r>
-      <w:proofErr w:type="spellStart"/>
-      <w:r>
-        <w:rPr>
-          <w:rStyle w:val="ISCTECarter"/>
-        </w:rPr>
-        <w:t>wifi</w:t>
-      </w:r>
-      <w:proofErr w:type="spellEnd"/>
-      <w:r>
-        <w:rPr>
-          <w:rStyle w:val="ISCTECarter"/>
-        </w:rPr>
-        <w:t xml:space="preserve"> segura e o RADIUS. </w:t>
-      </w:r>
-    </w:p>
-    <w:p/>
-    <w:p>
-      <w:pPr>
-        <w:rPr>
-          <w:rStyle w:val="ISCTECarter"/>
-        </w:rPr>
-      </w:pPr>
-      <w:r>
         <w:drawing>
           <wp:anchor distT="114300" distB="114300" distL="114300" distR="114300" simplePos="0" relativeHeight="251665408" behindDoc="0" locked="0" layoutInCell="1" hidden="0" allowOverlap="1" wp14:anchorId="2BCDC109" wp14:editId="20EFBD7D">
             <wp:simplePos x="0" y="0"/>
@@ -4971,21 +4716,7 @@
         <w:rPr>
           <w:rStyle w:val="ISCTECarter"/>
         </w:rPr>
-        <w:t xml:space="preserve">O </w:t>
-      </w:r>
-      <w:proofErr w:type="spellStart"/>
-      <w:r>
-        <w:rPr>
-          <w:rStyle w:val="ISCTECarter"/>
-        </w:rPr>
-        <w:t>Dockerfile</w:t>
-      </w:r>
-      <w:proofErr w:type="spellEnd"/>
-      <w:r>
-        <w:rPr>
-          <w:rStyle w:val="ISCTECarter"/>
-        </w:rPr>
-        <w:t xml:space="preserve"> serve para ligar os ficheiros de configuração do RADIUS ao RADIUS dado que</w:t>
+        <w:t>O Dockerfile serve para ligar os ficheiros de configuração do RADIUS ao RADIUS dado que</w:t>
       </w:r>
       <w:r>
         <w:t xml:space="preserve"> </w:t>
@@ -5006,25 +4737,14 @@
         <w:rPr>
           <w:rStyle w:val="ISCTECarter"/>
         </w:rPr>
-        <w:t xml:space="preserve"> para levantar o servidor </w:t>
-      </w:r>
-      <w:proofErr w:type="spellStart"/>
+        <w:t xml:space="preserve"> para levantar o servidor Radius.</w:t>
+      </w:r>
+    </w:p>
+    <w:p>
       <w:r>
         <w:rPr>
-          <w:rStyle w:val="ISCTECarter"/>
+          <w:noProof/>
         </w:rPr>
-        <w:t>Radius</w:t>
-      </w:r>
-      <w:proofErr w:type="spellEnd"/>
-      <w:r>
-        <w:rPr>
-          <w:rStyle w:val="ISCTECarter"/>
-        </w:rPr>
-        <w:t>.</w:t>
-      </w:r>
-    </w:p>
-    <w:p>
-      <w:r>
         <mc:AlternateContent>
           <mc:Choice Requires="wps">
             <w:drawing>
@@ -5066,7 +4786,7 @@
                             <w:pPr>
                               <w:pStyle w:val="Legenda"/>
                             </w:pPr>
-                            <w:bookmarkStart w:id="28" w:name="_Toc227701980"/>
+                            <w:bookmarkStart w:id="24" w:name="_Toc227701980"/>
                             <w:r>
                               <w:t xml:space="preserve">Figura </w:t>
                             </w:r>
@@ -5088,7 +4808,7 @@
                             <w:r>
                               <w:t>:DockerFile</w:t>
                             </w:r>
-                            <w:bookmarkEnd w:id="28"/>
+                            <w:bookmarkEnd w:id="24"/>
                           </w:p>
                         </w:txbxContent>
                       </wps:txbx>
@@ -5153,6 +4873,7 @@
       <w:r>
         <w:rPr>
           <w:rStyle w:val="ISCTECarter"/>
+          <w:noProof/>
         </w:rPr>
         <w:drawing>
           <wp:anchor distT="114300" distB="114300" distL="114300" distR="114300" simplePos="0" relativeHeight="251666432" behindDoc="0" locked="0" layoutInCell="1" hidden="0" allowOverlap="1" wp14:anchorId="54F7BDCD" wp14:editId="4F1E2F06">
@@ -5207,6 +4928,7 @@
       <w:r>
         <w:rPr>
           <w:rStyle w:val="ISCTECarter"/>
+          <w:noProof/>
         </w:rPr>
         <mc:AlternateContent>
           <mc:Choice Requires="wps">
@@ -5249,7 +4971,7 @@
                             <w:pPr>
                               <w:pStyle w:val="Legenda"/>
                             </w:pPr>
-                            <w:bookmarkStart w:id="30" w:name="_Toc227701981"/>
+                            <w:bookmarkStart w:id="25" w:name="_Toc227701981"/>
                             <w:r>
                               <w:t xml:space="preserve">Figura </w:t>
                             </w:r>
@@ -5271,7 +4993,7 @@
                             <w:r>
                               <w:t>:hostapd.conf</w:t>
                             </w:r>
-                            <w:bookmarkEnd w:id="30"/>
+                            <w:bookmarkEnd w:id="25"/>
                           </w:p>
                         </w:txbxContent>
                       </wps:txbx>
@@ -5332,53 +5054,20 @@
         <w:rPr>
           <w:rStyle w:val="ISCTECarter"/>
         </w:rPr>
-        <w:t xml:space="preserve">O ficheiro </w:t>
-      </w:r>
-      <w:proofErr w:type="spellStart"/>
+        <w:t xml:space="preserve">O ficheiro hostapd.conf contém a configuração da rede em modo WPA2-Enterprise. Neste ficheiro, é definido o nome da rede (SSID), neste caso “wifi_seguro_scrc”, bem como o canal de operação </w:t>
+      </w:r>
+      <w:r>
+        <w:t xml:space="preserve">(channel 1). Adicionalmente, é configurada a chave secreta partilhada com o servidor RADIUS, permitindo uma comunicação segura entre o ponto de acesso e o servidor de autenticação. </w:t>
+      </w:r>
+    </w:p>
+    <w:p>
+      <w:pPr>
+        <w:pStyle w:val="ISCTE"/>
+      </w:pPr>
       <w:r>
         <w:rPr>
-          <w:rStyle w:val="ISCTECarter"/>
+          <w:noProof/>
         </w:rPr>
-        <w:t>hostapd.conf</w:t>
-      </w:r>
-      <w:proofErr w:type="spellEnd"/>
-      <w:r>
-        <w:rPr>
-          <w:rStyle w:val="ISCTECarter"/>
-        </w:rPr>
-        <w:t xml:space="preserve"> contém a configuração da rede em modo WPA2-Enterprise. Neste ficheiro, é definido o nome da rede (SSID), neste caso “</w:t>
-      </w:r>
-      <w:proofErr w:type="spellStart"/>
-      <w:r>
-        <w:rPr>
-          <w:rStyle w:val="ISCTECarter"/>
-        </w:rPr>
-        <w:t>wifi_seguro_scrc</w:t>
-      </w:r>
-      <w:proofErr w:type="spellEnd"/>
-      <w:r>
-        <w:rPr>
-          <w:rStyle w:val="ISCTECarter"/>
-        </w:rPr>
-        <w:t xml:space="preserve">”, bem como o canal de operação </w:t>
-      </w:r>
-      <w:r>
-        <w:t>(</w:t>
-      </w:r>
-      <w:proofErr w:type="spellStart"/>
-      <w:r>
-        <w:t>channel</w:t>
-      </w:r>
-      <w:proofErr w:type="spellEnd"/>
-      <w:r>
-        <w:t xml:space="preserve"> 1). Adicionalmente, é configurada a chave secreta partilhada com o servidor RADIUS, permitindo uma comunicação segura entre o ponto de acesso e o servidor de autenticação. </w:t>
-      </w:r>
-    </w:p>
-    <w:p>
-      <w:pPr>
-        <w:pStyle w:val="ISCTE"/>
-      </w:pPr>
-      <w:r>
         <w:lastRenderedPageBreak/>
         <mc:AlternateContent>
           <mc:Choice Requires="wps">
@@ -5428,7 +5117,7 @@
                                 <w:szCs w:val="48"/>
                               </w:rPr>
                             </w:pPr>
-                            <w:bookmarkStart w:id="32" w:name="_Toc227701982"/>
+                            <w:bookmarkStart w:id="26" w:name="_Toc227701982"/>
                             <w:r>
                               <w:t xml:space="preserve">Figura </w:t>
                             </w:r>
@@ -5450,7 +5139,7 @@
                             <w:r>
                               <w:t>:Users</w:t>
                             </w:r>
-                            <w:bookmarkEnd w:id="32"/>
+                            <w:bookmarkEnd w:id="26"/>
                           </w:p>
                         </w:txbxContent>
                       </wps:txbx>
@@ -5515,6 +5204,9 @@
         </mc:AlternateContent>
       </w:r>
       <w:r>
+        <w:rPr>
+          <w:noProof/>
+        </w:rPr>
         <w:drawing>
           <wp:anchor distT="114300" distB="114300" distL="114300" distR="114300" simplePos="0" relativeHeight="251667456" behindDoc="0" locked="0" layoutInCell="1" hidden="0" allowOverlap="1" wp14:anchorId="13238C89" wp14:editId="32C55876">
             <wp:simplePos x="0" y="0"/>
@@ -5576,20 +5268,23 @@
       </w:r>
     </w:p>
     <w:p>
-      <w:bookmarkStart w:id="34" w:name="_qg3krf3d8ere" w:colFirst="0" w:colLast="0"/>
-      <w:bookmarkStart w:id="35" w:name="_nd96qzhwxfp6" w:colFirst="0" w:colLast="0"/>
-      <w:bookmarkEnd w:id="34"/>
-      <w:bookmarkEnd w:id="35"/>
+      <w:bookmarkStart w:id="27" w:name="_qg3krf3d8ere" w:colFirst="0" w:colLast="0"/>
+      <w:bookmarkStart w:id="28" w:name="_nd96qzhwxfp6" w:colFirst="0" w:colLast="0"/>
+      <w:bookmarkEnd w:id="27"/>
+      <w:bookmarkEnd w:id="28"/>
     </w:p>
     <w:p>
       <w:pPr>
         <w:pStyle w:val="ISCTE"/>
       </w:pPr>
       <w:r>
+        <w:rPr>
+          <w:noProof/>
+        </w:rPr>
         <mc:AlternateContent>
           <mc:Choice Requires="wps">
             <w:drawing>
-              <wp:anchor distT="0" distB="0" distL="114300" distR="114300" simplePos="0" relativeHeight="251693056" behindDoc="0" locked="0" layoutInCell="1" allowOverlap="1" wp14:anchorId="175E92AF" wp14:editId="3B1D22BB">
+              <wp:anchor distT="0" distB="0" distL="114300" distR="114300" simplePos="0" relativeHeight="251693056" behindDoc="0" locked="0" layoutInCell="1" allowOverlap="1" wp14:anchorId="175E92AF" wp14:editId="540CAB4F">
                 <wp:simplePos x="0" y="0"/>
                 <wp:positionH relativeFrom="margin">
                   <wp:align>center</wp:align>
@@ -5627,7 +5322,7 @@
                             <w:pPr>
                               <w:pStyle w:val="Legenda"/>
                             </w:pPr>
-                            <w:bookmarkStart w:id="36" w:name="_Toc227701983"/>
+                            <w:bookmarkStart w:id="29" w:name="_Toc227701983"/>
                             <w:r>
                               <w:t xml:space="preserve">Figura </w:t>
                             </w:r>
@@ -5647,14 +5342,9 @@
                               <w:fldChar w:fldCharType="end"/>
                             </w:r>
                             <w:r>
-                              <w:t xml:space="preserve">:Primeiro comando para levantar o contentor do </w:t>
-                            </w:r>
-                            <w:proofErr w:type="spellStart"/>
-                            <w:r>
-                              <w:t>radius</w:t>
-                            </w:r>
-                            <w:bookmarkEnd w:id="36"/>
-                            <w:proofErr w:type="spellEnd"/>
+                              <w:t>:Primeiro comando para levantar o contentor do radius</w:t>
+                            </w:r>
+                            <w:bookmarkEnd w:id="29"/>
                           </w:p>
                         </w:txbxContent>
                       </wps:txbx>
@@ -5717,8 +5407,11 @@
         </mc:AlternateContent>
       </w:r>
       <w:r>
+        <w:rPr>
+          <w:noProof/>
+        </w:rPr>
         <w:drawing>
-          <wp:anchor distT="114300" distB="114300" distL="114300" distR="114300" simplePos="0" relativeHeight="251668480" behindDoc="0" locked="0" layoutInCell="1" hidden="0" allowOverlap="1" wp14:anchorId="22378F22" wp14:editId="43EAFCD8">
+          <wp:anchor distT="114300" distB="114300" distL="114300" distR="114300" simplePos="0" relativeHeight="251668480" behindDoc="0" locked="0" layoutInCell="1" hidden="0" allowOverlap="1" wp14:anchorId="22378F22" wp14:editId="3D923B85">
             <wp:simplePos x="0" y="0"/>
             <wp:positionH relativeFrom="margin">
               <wp:align>center</wp:align>
@@ -5789,6 +5482,9 @@
         <w:pStyle w:val="ISCTE"/>
       </w:pPr>
       <w:r>
+        <w:rPr>
+          <w:noProof/>
+        </w:rPr>
         <w:drawing>
           <wp:anchor distT="0" distB="0" distL="114300" distR="114300" simplePos="0" relativeHeight="251704320" behindDoc="0" locked="0" layoutInCell="1" allowOverlap="1" wp14:anchorId="2A6760A0" wp14:editId="60275600">
             <wp:simplePos x="0" y="0"/>
@@ -5846,19 +5542,25 @@
         </w:drawing>
       </w:r>
       <w:r>
-        <w:t>Introduzimos este comando para construir a imagem com as configurações locais</w:t>
-      </w:r>
-      <w:r>
-        <w:t>:</w:t>
+        <w:t xml:space="preserve">O </w:t>
+      </w:r>
+      <w:r>
+        <w:t>comando</w:t>
+      </w:r>
+      <w:r>
+        <w:t xml:space="preserve"> assim introduzimos primeiro</w:t>
+      </w:r>
+      <w:r>
+        <w:t xml:space="preserve"> para construir a imagem com as configurações locais</w:t>
       </w:r>
     </w:p>
     <w:p>
       <w:pPr>
         <w:pStyle w:val="Legenda"/>
       </w:pPr>
-      <w:bookmarkStart w:id="38" w:name="_mfznk0pclnkg" w:colFirst="0" w:colLast="0"/>
-      <w:bookmarkStart w:id="39" w:name="_Toc227701984"/>
-      <w:bookmarkEnd w:id="38"/>
+      <w:bookmarkStart w:id="30" w:name="_mfznk0pclnkg" w:colFirst="0" w:colLast="0"/>
+      <w:bookmarkStart w:id="31" w:name="_Toc227701984"/>
+      <w:bookmarkEnd w:id="30"/>
       <w:r>
         <w:t xml:space="preserve">            </w:t>
       </w:r>
@@ -5881,45 +5583,22 @@
         <w:fldChar w:fldCharType="end"/>
       </w:r>
       <w:r>
-        <w:t xml:space="preserve">:Segundo comando para levantar o contentor do </w:t>
-      </w:r>
-      <w:proofErr w:type="spellStart"/>
-      <w:r>
-        <w:t>radius</w:t>
-      </w:r>
-      <w:bookmarkEnd w:id="39"/>
-      <w:proofErr w:type="spellEnd"/>
+        <w:t>:Segundo comando para levantar o contentor do radius</w:t>
+      </w:r>
+      <w:bookmarkEnd w:id="31"/>
     </w:p>
     <w:p>
       <w:pPr>
         <w:pStyle w:val="ISCTE"/>
       </w:pPr>
       <w:r>
-        <w:t>O seguinte comando procura a imagem “</w:t>
-      </w:r>
-      <w:proofErr w:type="spellStart"/>
-      <w:r>
-        <w:t>radius-iscte-custom</w:t>
-      </w:r>
-      <w:proofErr w:type="spellEnd"/>
-      <w:r>
-        <w:t>” cria o contentor “</w:t>
-      </w:r>
-      <w:proofErr w:type="spellStart"/>
-      <w:r>
-        <w:t>radius_iscte</w:t>
-      </w:r>
-      <w:proofErr w:type="spellEnd"/>
-      <w:r>
-        <w:t xml:space="preserve">” e inica então o servidor </w:t>
-      </w:r>
-      <w:proofErr w:type="spellStart"/>
-      <w:r>
-        <w:t>Radius</w:t>
-      </w:r>
-      <w:proofErr w:type="spellEnd"/>
-      <w:r>
-        <w:t>.</w:t>
+        <w:t>O seguinte comando procura a imagem “radius-iscte-custom” cria o contentor “radius_iscte” e inic</w:t>
+      </w:r>
+      <w:r>
+        <w:t>i</w:t>
+      </w:r>
+      <w:r>
+        <w:t>a então o servidor Radius.</w:t>
       </w:r>
     </w:p>
     <w:p>
@@ -5927,7 +5606,13 @@
         <w:pStyle w:val="ISCTE"/>
       </w:pPr>
       <w:r>
-        <w:t xml:space="preserve">Apos metermos o </w:t>
+        <w:t>Ap</w:t>
+      </w:r>
+      <w:r>
+        <w:t>ó</w:t>
+      </w:r>
+      <w:r>
+        <w:t xml:space="preserve">s metermos o </w:t>
       </w:r>
       <w:r>
         <w:t>RADIUS</w:t>
@@ -5956,40 +5641,14 @@
       <w:r>
         <w:t xml:space="preserve"> </w:t>
       </w:r>
-      <w:proofErr w:type="spellStart"/>
       <w:r>
         <w:t>a</w:t>
       </w:r>
       <w:r>
-        <w:t>traves</w:t>
-      </w:r>
-      <w:proofErr w:type="spellEnd"/>
-      <w:r>
-        <w:t xml:space="preserve"> do comando “</w:t>
-      </w:r>
-      <w:proofErr w:type="spellStart"/>
-      <w:r>
-        <w:t>sudo</w:t>
-      </w:r>
-      <w:proofErr w:type="spellEnd"/>
-      <w:r>
-        <w:t xml:space="preserve"> </w:t>
-      </w:r>
-      <w:proofErr w:type="spellStart"/>
-      <w:r>
-        <w:t>hostapd</w:t>
-      </w:r>
-      <w:proofErr w:type="spellEnd"/>
-      <w:r>
-        <w:t xml:space="preserve"> </w:t>
-      </w:r>
-      <w:proofErr w:type="spellStart"/>
-      <w:r>
-        <w:t>hostapd.conf</w:t>
-      </w:r>
-      <w:proofErr w:type="spellEnd"/>
-      <w:r>
-        <w:t>”.</w:t>
+        <w:t>través</w:t>
+      </w:r>
+      <w:r>
+        <w:t xml:space="preserve"> do comando “sudo hostapd hostapd.conf”.</w:t>
       </w:r>
     </w:p>
     <w:p>
@@ -6033,44 +5692,7 @@
         </w:numPr>
       </w:pPr>
       <w:r>
-        <w:t>“</w:t>
-      </w:r>
-      <w:proofErr w:type="spellStart"/>
-      <w:r>
-        <w:t>sudo</w:t>
-      </w:r>
-      <w:proofErr w:type="spellEnd"/>
-      <w:r>
-        <w:t xml:space="preserve"> </w:t>
-      </w:r>
-      <w:proofErr w:type="spellStart"/>
-      <w:r>
-        <w:t>ifconfig</w:t>
-      </w:r>
-      <w:proofErr w:type="spellEnd"/>
-      <w:r>
-        <w:t xml:space="preserve"> wlan0 192.168.1.1 </w:t>
-      </w:r>
-      <w:proofErr w:type="spellStart"/>
-      <w:r>
-        <w:t>netmask</w:t>
-      </w:r>
-      <w:proofErr w:type="spellEnd"/>
-      <w:r>
-        <w:t xml:space="preserve"> 255.255.255.0 </w:t>
-      </w:r>
-      <w:proofErr w:type="spellStart"/>
-      <w:proofErr w:type="gramStart"/>
-      <w:r>
-        <w:t>up</w:t>
-      </w:r>
-      <w:proofErr w:type="spellEnd"/>
-      <w:r>
-        <w:t>”-</w:t>
-      </w:r>
-      <w:proofErr w:type="gramEnd"/>
-      <w:r>
-        <w:t xml:space="preserve"> Atribui o IP </w:t>
+        <w:t xml:space="preserve">“sudo ifconfig wlan0 192.168.1.1 netmask 255.255.255.0 up”- Atribui o IP </w:t>
       </w:r>
       <w:r>
         <w:rPr>
@@ -6098,109 +5720,64 @@
         </w:numPr>
       </w:pPr>
       <w:r>
-        <w:t>“</w:t>
-      </w:r>
-      <w:proofErr w:type="spellStart"/>
-      <w:r>
-        <w:t>sudo</w:t>
-      </w:r>
-      <w:proofErr w:type="spellEnd"/>
+        <w:t xml:space="preserve">“sudo dnsmasq -i wlan0 --dhcp-range=192.168.1.10,192.168.1.50,12h -d”-Inicia o </w:t>
+      </w:r>
+      <w:r>
+        <w:t>DHCP</w:t>
+      </w:r>
+      <w:r>
+        <w:t xml:space="preserve"> sendo o “-i wlan0” para escutar apenas na interface Wi-fi,”dhcp-range” o intervalo de </w:t>
+      </w:r>
+      <w:r>
+        <w:t>IP</w:t>
+      </w:r>
+      <w:r>
+        <w:t>s que os dispositivos que ligarem a rede v</w:t>
+      </w:r>
+      <w:r>
+        <w:t>ão</w:t>
+      </w:r>
+      <w:r>
+        <w:t xml:space="preserve"> receber ent</w:t>
+      </w:r>
+      <w:r>
+        <w:t>re</w:t>
+      </w:r>
+      <w:r>
+        <w:t xml:space="preserve"> 10-50 e 12h a validade destes </w:t>
+      </w:r>
+      <w:r>
+        <w:t>IP</w:t>
+      </w:r>
+      <w:r>
+        <w:t>s.</w:t>
+      </w:r>
+    </w:p>
+    <w:p>
+      <w:pPr>
+        <w:pStyle w:val="ISCTE"/>
+      </w:pPr>
+      <w:r>
+        <w:t>Agora tendo tudo configurado e iniciado</w:t>
+      </w:r>
+      <w:r>
+        <w:t xml:space="preserve">, </w:t>
+      </w:r>
+      <w:r>
+        <w:t xml:space="preserve">testamos aceder </w:t>
+      </w:r>
+      <w:r>
+        <w:t>à</w:t>
+      </w:r>
+      <w:r>
+        <w:t xml:space="preserve"> rede </w:t>
+      </w:r>
+      <w:r>
+        <w:t>WiFi</w:t>
+      </w:r>
       <w:r>
         <w:t xml:space="preserve"> </w:t>
       </w:r>
-      <w:proofErr w:type="spellStart"/>
-      <w:r>
-        <w:t>dnsmasq</w:t>
-      </w:r>
-      <w:proofErr w:type="spellEnd"/>
-      <w:r>
-        <w:t xml:space="preserve"> -i wlan0 --</w:t>
-      </w:r>
-      <w:proofErr w:type="spellStart"/>
-      <w:r>
-        <w:t>dhcp</w:t>
-      </w:r>
-      <w:proofErr w:type="spellEnd"/>
-      <w:r>
-        <w:t>-range=192.168.1.10,192.168.1.50,12h -</w:t>
-      </w:r>
-      <w:proofErr w:type="gramStart"/>
-      <w:r>
-        <w:t>d”-</w:t>
-      </w:r>
-      <w:proofErr w:type="gramEnd"/>
-      <w:r>
-        <w:t xml:space="preserve">Inicia o </w:t>
-      </w:r>
-      <w:r>
-        <w:t>DHCP</w:t>
-      </w:r>
-      <w:r>
-        <w:t xml:space="preserve"> sendo o “-i wlan0” para escutar apenas na interface </w:t>
-      </w:r>
-      <w:proofErr w:type="spellStart"/>
-      <w:r>
-        <w:t>Wi</w:t>
-      </w:r>
-      <w:proofErr w:type="spellEnd"/>
-      <w:r>
-        <w:t>-fi</w:t>
-      </w:r>
-      <w:proofErr w:type="gramStart"/>
-      <w:r>
-        <w:t>,”</w:t>
-      </w:r>
-      <w:proofErr w:type="spellStart"/>
-      <w:r>
-        <w:t>dhcp</w:t>
-      </w:r>
-      <w:proofErr w:type="spellEnd"/>
-      <w:proofErr w:type="gramEnd"/>
-      <w:r>
-        <w:t xml:space="preserve">-range” o intervalo de </w:t>
-      </w:r>
-      <w:proofErr w:type="spellStart"/>
-      <w:r>
-        <w:t>IP</w:t>
-      </w:r>
-      <w:r>
-        <w:t>s</w:t>
-      </w:r>
-      <w:proofErr w:type="spellEnd"/>
-      <w:r>
-        <w:t xml:space="preserve"> que os dispositivos que ligarem a rede vao receber ente 10-50 e 12h a validade destes </w:t>
-      </w:r>
-      <w:proofErr w:type="spellStart"/>
-      <w:r>
-        <w:t>IP</w:t>
-      </w:r>
-      <w:r>
-        <w:t>s</w:t>
-      </w:r>
-      <w:proofErr w:type="spellEnd"/>
-      <w:r>
-        <w:t>.</w:t>
-      </w:r>
-    </w:p>
-    <w:p>
-      <w:pPr>
-        <w:pStyle w:val="ISCTE"/>
-      </w:pPr>
-      <w:r>
-        <w:t xml:space="preserve">Agora tendo tudo configurado e iniciado testamos aceder </w:t>
-      </w:r>
-      <w:r>
-        <w:t>à</w:t>
-      </w:r>
-      <w:r>
-        <w:t xml:space="preserve"> rede </w:t>
-      </w:r>
-      <w:r>
-        <w:t>WiFi</w:t>
-      </w:r>
-      <w:r>
-        <w:t xml:space="preserve"> </w:t>
-      </w:r>
       <w:r>
         <w:t>através</w:t>
       </w:r>
@@ -6211,21 +5788,13 @@
         <w:t>um dispositivo</w:t>
       </w:r>
       <w:r>
-        <w:t xml:space="preserve"> </w:t>
-      </w:r>
-      <w:proofErr w:type="gramStart"/>
-      <w:r>
-        <w:t>m</w:t>
+        <w:t xml:space="preserve"> m</w:t>
       </w:r>
       <w:r>
         <w:t>ó</w:t>
       </w:r>
       <w:r>
-        <w:t>vel</w:t>
-      </w:r>
-      <w:proofErr w:type="gramEnd"/>
-      <w:r>
-        <w:t xml:space="preserve"> mas com as credenciais incorretas e </w:t>
+        <w:t xml:space="preserve">vel mas com as credenciais incorretas e </w:t>
       </w:r>
       <w:r>
         <w:t>obt</w:t>
@@ -6246,6 +5815,9 @@
     <w:p/>
     <w:p>
       <w:r>
+        <w:rPr>
+          <w:noProof/>
+        </w:rPr>
         <w:lastRenderedPageBreak/>
         <mc:AlternateContent>
           <mc:Choice Requires="wps">
@@ -6288,7 +5860,7 @@
                             <w:pPr>
                               <w:pStyle w:val="Legenda"/>
                             </w:pPr>
-                            <w:bookmarkStart w:id="40" w:name="_Toc227701985"/>
+                            <w:bookmarkStart w:id="32" w:name="_Toc227701985"/>
                             <w:r>
                               <w:t xml:space="preserve">Figura </w:t>
                             </w:r>
@@ -6316,7 +5888,7 @@
                             <w:r>
                               <w:t>credenciais erradas)</w:t>
                             </w:r>
-                            <w:bookmarkEnd w:id="40"/>
+                            <w:bookmarkEnd w:id="32"/>
                           </w:p>
                         </w:txbxContent>
                       </wps:txbx>
@@ -6380,6 +5952,9 @@
         </mc:AlternateContent>
       </w:r>
       <w:r>
+        <w:rPr>
+          <w:noProof/>
+        </w:rPr>
         <w:drawing>
           <wp:anchor distT="114300" distB="114300" distL="114300" distR="114300" simplePos="0" relativeHeight="251669504" behindDoc="0" locked="0" layoutInCell="1" hidden="0" allowOverlap="1" wp14:anchorId="2A1491BE" wp14:editId="49FED69C">
             <wp:simplePos x="0" y="0"/>
@@ -6424,16 +5999,19 @@
           </wp:anchor>
         </w:drawing>
       </w:r>
-      <w:bookmarkStart w:id="42" w:name="_dpx1pfokklo7" w:colFirst="0" w:colLast="0"/>
-      <w:bookmarkStart w:id="43" w:name="_5x1ja74275fa" w:colFirst="0" w:colLast="0"/>
-      <w:bookmarkEnd w:id="42"/>
-      <w:bookmarkEnd w:id="43"/>
+      <w:bookmarkStart w:id="33" w:name="_dpx1pfokklo7" w:colFirst="0" w:colLast="0"/>
+      <w:bookmarkStart w:id="34" w:name="_5x1ja74275fa" w:colFirst="0" w:colLast="0"/>
+      <w:bookmarkEnd w:id="33"/>
+      <w:bookmarkEnd w:id="34"/>
     </w:p>
     <w:p>
       <w:pPr>
         <w:pStyle w:val="ISCTE"/>
       </w:pPr>
       <w:r>
+        <w:rPr>
+          <w:noProof/>
+        </w:rPr>
         <w:drawing>
           <wp:anchor distT="0" distB="0" distL="114300" distR="114300" simplePos="0" relativeHeight="251710464" behindDoc="0" locked="0" layoutInCell="1" allowOverlap="1" wp14:anchorId="01E905F9" wp14:editId="6036D8A5">
             <wp:simplePos x="0" y="0"/>
@@ -6498,7 +6076,7 @@
       <w:pPr>
         <w:pStyle w:val="Legenda"/>
       </w:pPr>
-      <w:bookmarkStart w:id="44" w:name="_Toc227701986"/>
+      <w:bookmarkStart w:id="35" w:name="_Toc227701986"/>
       <w:r>
         <w:t xml:space="preserve">Figura </w:t>
       </w:r>
@@ -6520,12 +6098,13 @@
       <w:r>
         <w:t>:Identificação e Início do Túnel</w:t>
       </w:r>
-      <w:bookmarkEnd w:id="44"/>
+      <w:bookmarkEnd w:id="35"/>
     </w:p>
     <w:p>
       <w:r>
         <w:rPr>
           <w:rStyle w:val="ISCTECarter"/>
+          <w:noProof/>
         </w:rPr>
         <mc:AlternateContent>
           <mc:Choice Requires="wps">
@@ -6568,7 +6147,7 @@
                             <w:pPr>
                               <w:pStyle w:val="Legenda"/>
                             </w:pPr>
-                            <w:bookmarkStart w:id="45" w:name="_Toc227701987"/>
+                            <w:bookmarkStart w:id="36" w:name="_Toc227701987"/>
                             <w:r>
                               <w:t xml:space="preserve">Figura </w:t>
                             </w:r>
@@ -6590,7 +6169,7 @@
                             <w:r>
                               <w:t>:Autenticação</w:t>
                             </w:r>
-                            <w:bookmarkEnd w:id="45"/>
+                            <w:bookmarkEnd w:id="36"/>
                           </w:p>
                         </w:txbxContent>
                       </wps:txbx>
@@ -6650,6 +6229,7 @@
       <w:r>
         <w:rPr>
           <w:rStyle w:val="ISCTECarter"/>
+          <w:noProof/>
         </w:rPr>
         <w:drawing>
           <wp:anchor distT="114300" distB="114300" distL="114300" distR="114300" simplePos="0" relativeHeight="251670528" behindDoc="0" locked="0" layoutInCell="1" hidden="0" allowOverlap="1" wp14:anchorId="2B31B4FC" wp14:editId="7D441FF8">
@@ -6699,35 +6279,7 @@
         <w:rPr>
           <w:rStyle w:val="ISCTECarter"/>
         </w:rPr>
-        <w:t xml:space="preserve">Na primeira fase, de Identificação e Início do Túnel, o servidor recebe um Access-Request que identifica o utilizador e o SSID da rede. É neste momento que ocorre o TLS </w:t>
-      </w:r>
-      <w:proofErr w:type="spellStart"/>
-      <w:r>
-        <w:rPr>
-          <w:rStyle w:val="ISCTECarter"/>
-        </w:rPr>
-        <w:t>Handshake</w:t>
-      </w:r>
-      <w:proofErr w:type="spellEnd"/>
-      <w:r>
-        <w:rPr>
-          <w:rStyle w:val="ISCTECarter"/>
-        </w:rPr>
-        <w:t xml:space="preserve">, confirmado nos </w:t>
-      </w:r>
-      <w:proofErr w:type="spellStart"/>
-      <w:r>
-        <w:rPr>
-          <w:rStyle w:val="ISCTECarter"/>
-        </w:rPr>
-        <w:t>logs</w:t>
-      </w:r>
-      <w:proofErr w:type="spellEnd"/>
-      <w:r>
-        <w:rPr>
-          <w:rStyle w:val="ISCTECarter"/>
-        </w:rPr>
-        <w:t xml:space="preserve"> pela linha indicativa de que o telemóvel e o RADIUS estabeleceram um túnel cifrado antes</w:t>
+        <w:t>Na primeira fase, de Identificação e Início do Túnel, o servidor recebe um Access-Request que identifica o utilizador e o SSID da rede. É neste momento que ocorre o TLS Handshake, confirmado nos logs pela linha indicativa de que o telemóvel e o RADIUS estabeleceram um túnel cifrado antes</w:t>
       </w:r>
       <w:r>
         <w:t xml:space="preserve"> da transmissão de qualquer dado sensível.</w:t>
@@ -6739,23 +6291,7 @@
         <w:pStyle w:val="ISCTE"/>
       </w:pPr>
       <w:r>
-        <w:t xml:space="preserve">Segue-se a segunda fase, a Autenticação Interior, onde o RADIUS processa o pedido dentro do túnel seguro utilizando o método MS-CHAPv2. O servidor localiza então a password no ficheiro </w:t>
-      </w:r>
-      <w:proofErr w:type="spellStart"/>
-      <w:r>
-        <w:t>users</w:t>
-      </w:r>
-      <w:proofErr w:type="spellEnd"/>
-      <w:r>
-        <w:t xml:space="preserve"> para gerar o </w:t>
-      </w:r>
-      <w:proofErr w:type="spellStart"/>
-      <w:r>
-        <w:t>hash</w:t>
-      </w:r>
-      <w:proofErr w:type="spellEnd"/>
-      <w:r>
-        <w:t xml:space="preserve"> necessário e validá-lo contra o desafio enviado pelo dispositivo cliente. O sucesso desta operação é comprovado pelas mensagens de confirmação de autenticação correta presentes no log.</w:t>
+        <w:t>Segue-se a segunda fase, a Autenticação Interior, onde o RADIUS processa o pedido dentro do túnel seguro utilizando o método MS-CHAPv2. O servidor localiza então a password no ficheiro users para gerar o hash necessário e validá-lo contra o desafio enviado pelo dispositivo cliente. O sucesso desta operação é comprovado pelas mensagens de confirmação de autenticação correta presentes no log.</w:t>
       </w:r>
     </w:p>
     <w:p/>
@@ -6768,6 +6304,9 @@
     <w:p/>
     <w:p>
       <w:r>
+        <w:rPr>
+          <w:noProof/>
+        </w:rPr>
         <w:lastRenderedPageBreak/>
         <mc:AlternateContent>
           <mc:Choice Requires="wps">
@@ -6810,7 +6349,7 @@
                             <w:pPr>
                               <w:pStyle w:val="Legenda"/>
                             </w:pPr>
-                            <w:bookmarkStart w:id="47" w:name="_Toc227701989"/>
+                            <w:bookmarkStart w:id="37" w:name="_Toc227701989"/>
                             <w:r>
                               <w:t xml:space="preserve">Figura </w:t>
                             </w:r>
@@ -6832,7 +6371,7 @@
                             <w:r>
                               <w:t>:Geração de Chaves Dinâmicas</w:t>
                             </w:r>
-                            <w:bookmarkEnd w:id="47"/>
+                            <w:bookmarkEnd w:id="37"/>
                           </w:p>
                         </w:txbxContent>
                       </wps:txbx>
@@ -6890,6 +6429,9 @@
         </mc:AlternateContent>
       </w:r>
       <w:r>
+        <w:rPr>
+          <w:noProof/>
+        </w:rPr>
         <w:drawing>
           <wp:anchor distT="114300" distB="114300" distL="114300" distR="114300" simplePos="0" relativeHeight="251672576" behindDoc="0" locked="0" layoutInCell="1" hidden="0" allowOverlap="1" wp14:anchorId="05978300" wp14:editId="4F78A86F">
             <wp:simplePos x="0" y="0"/>
@@ -6935,6 +6477,9 @@
         </w:drawing>
       </w:r>
       <w:r>
+        <w:rPr>
+          <w:noProof/>
+        </w:rPr>
         <mc:AlternateContent>
           <mc:Choice Requires="wps">
             <w:drawing>
@@ -6976,7 +6521,7 @@
                             <w:pPr>
                               <w:pStyle w:val="Legenda"/>
                             </w:pPr>
-                            <w:bookmarkStart w:id="49" w:name="_Toc227701988"/>
+                            <w:bookmarkStart w:id="38" w:name="_Toc227701988"/>
                             <w:r>
                               <w:t xml:space="preserve">Figura </w:t>
                             </w:r>
@@ -6998,7 +6543,7 @@
                             <w:r>
                               <w:t>: Geração de Chaves Dinâmicas</w:t>
                             </w:r>
-                            <w:bookmarkEnd w:id="49"/>
+                            <w:bookmarkEnd w:id="38"/>
                           </w:p>
                         </w:txbxContent>
                       </wps:txbx>
@@ -7056,6 +6601,9 @@
         </mc:AlternateContent>
       </w:r>
       <w:r>
+        <w:rPr>
+          <w:noProof/>
+        </w:rPr>
         <w:drawing>
           <wp:anchor distT="114300" distB="114300" distL="114300" distR="114300" simplePos="0" relativeHeight="251671552" behindDoc="0" locked="0" layoutInCell="1" hidden="0" allowOverlap="1" wp14:anchorId="65867DDA" wp14:editId="6DA7BF6B">
             <wp:simplePos x="0" y="0"/>
@@ -7106,69 +6654,13 @@
         <w:pStyle w:val="ISCTE"/>
       </w:pPr>
       <w:r>
-        <w:t xml:space="preserve">A análise dos </w:t>
-      </w:r>
-      <w:proofErr w:type="spellStart"/>
-      <w:r>
-        <w:t>logs</w:t>
-      </w:r>
-      <w:proofErr w:type="spellEnd"/>
-      <w:r>
-        <w:t xml:space="preserve"> do servidor RADIUS confirma o funcionamento do protocolo PEAP. É possível observar a criação do túnel TLS inicial, que protege a troca de credenciais contra interceção passiva. Após a criação do túnel, o servidor valida o desafio MS-CHAPv2 para o utilizador '</w:t>
-      </w:r>
-      <w:proofErr w:type="spellStart"/>
-      <w:r>
-        <w:t>sergiosilva</w:t>
-      </w:r>
-      <w:proofErr w:type="spellEnd"/>
-      <w:r>
-        <w:t>'</w:t>
+        <w:t>A análise dos logs do servidor RADIUS confirma o funcionamento do protocolo PEAP. É possível observar a criação do túnel TLS inicial, que protege a troca de credenciais contra interceção passiva. Após a criação do túnel, o servidor valida o desafio MS-CHAPv2 para o utilizador 'sergiosilva'</w:t>
       </w:r>
       <w:r>
         <w:t xml:space="preserve"> </w:t>
       </w:r>
       <w:r>
-        <w:t>(configurado anteriormente), resultando na aprovação da autenticação ('</w:t>
-      </w:r>
-      <w:proofErr w:type="spellStart"/>
-      <w:r>
-        <w:t>authenticate</w:t>
-      </w:r>
-      <w:proofErr w:type="spellEnd"/>
-      <w:r>
-        <w:t xml:space="preserve"> = ok'). O passo final mais crítico demonstrado é a geração de chaves MPPE (Microsoft </w:t>
-      </w:r>
-      <w:proofErr w:type="spellStart"/>
-      <w:r>
-        <w:t>Point</w:t>
-      </w:r>
-      <w:proofErr w:type="spellEnd"/>
-      <w:r>
-        <w:t>-to-</w:t>
-      </w:r>
-      <w:proofErr w:type="spellStart"/>
-      <w:r>
-        <w:t>Point</w:t>
-      </w:r>
-      <w:proofErr w:type="spellEnd"/>
-      <w:r>
-        <w:t xml:space="preserve"> </w:t>
-      </w:r>
-      <w:proofErr w:type="spellStart"/>
-      <w:r>
-        <w:t>Encryption</w:t>
-      </w:r>
-      <w:proofErr w:type="spellEnd"/>
-      <w:r>
-        <w:t xml:space="preserve">), que garante que o tráfego de dados deste utilizador será cifrado com uma chave dinâmica e exclusiva, tornando ineficazes ataques de dicionário baseados em </w:t>
-      </w:r>
-      <w:proofErr w:type="spellStart"/>
-      <w:r>
-        <w:t>handshakes</w:t>
-      </w:r>
-      <w:proofErr w:type="spellEnd"/>
-      <w:r>
-        <w:t xml:space="preserve"> estáticos.</w:t>
+        <w:t>(configurado anteriormente), resultando na aprovação da autenticação ('authenticate = ok'). O passo final mais crítico demonstrado é a geração de chaves MPPE (Microsoft Point-to-Point Encryption), que garante que o tráfego de dados deste utilizador será cifrado com uma chave dinâmica e exclusiva, tornando ineficazes ataques de dicionário baseados em handshakes estáticos.</w:t>
       </w:r>
     </w:p>
     <w:p>
@@ -7176,15 +6668,7 @@
         <w:pStyle w:val="ISCTE"/>
       </w:pPr>
       <w:r>
-        <w:t xml:space="preserve">Finalmente, ocorre a Geração de Chaves Dinâmicas, um dos pilares da segurança desta arquitetura. Através da adição de chaves MPPE, são criadas chaves de cifragem únicas e exclusivas para aquela sessão específica, diferenciando-se radicalmente do modelo WPA2-Personal, que utiliza chaves estáticas. O processo termina com o envio de uma </w:t>
-      </w:r>
-      <w:proofErr w:type="spellStart"/>
-      <w:r>
-        <w:t>reply</w:t>
-      </w:r>
-      <w:proofErr w:type="spellEnd"/>
-      <w:r>
-        <w:t>-message personalizada, configurada previamente no servidor, que dá as boas-vindas ao utilizador e confirma a sua integração bem-sucedida na rede segura.</w:t>
+        <w:t>Finalmente, ocorre a Geração de Chaves Dinâmicas, um dos pilares da segurança desta arquitetura. Através da adição de chaves MPPE, são criadas chaves de cifragem únicas e exclusivas para aquela sessão específica, diferenciando-se radicalmente do modelo WPA2-Personal, que utiliza chaves estáticas. O processo termina com o envio de uma reply-message personalizada, configurada previamente no servidor, que dá as boas-vindas ao utilizador e confirma a sua integração bem-sucedida na rede segura.</w:t>
       </w:r>
     </w:p>
     <w:p>
@@ -7192,23 +6676,7 @@
         <w:pStyle w:val="ISCTE"/>
       </w:pPr>
       <w:r>
-        <w:t xml:space="preserve">Para testarmos a segurança desta rede Wi-Fi, prosseguimos com um ataque de dicionário seguindo os mesmos procedimentos realizados anteriormente no cenário 1, utilizando a ferramenta </w:t>
-      </w:r>
-      <w:proofErr w:type="spellStart"/>
-      <w:r>
-        <w:t>aircrack</w:t>
-      </w:r>
-      <w:proofErr w:type="spellEnd"/>
-      <w:r>
-        <w:t xml:space="preserve">-ng e a mesma </w:t>
-      </w:r>
-      <w:proofErr w:type="spellStart"/>
-      <w:r>
-        <w:t>wordlist</w:t>
-      </w:r>
-      <w:proofErr w:type="spellEnd"/>
-      <w:r>
-        <w:t xml:space="preserve"> (rockyou.txt). No entanto, ao contrário do verificado no modo WPA2-Personal, </w:t>
+        <w:t xml:space="preserve">Para testarmos a segurança desta rede Wi-Fi, prosseguimos com um ataque de dicionário seguindo os mesmos procedimentos realizados anteriormente no cenário 1, utilizando a ferramenta aircrack-ng e a mesma wordlist (rockyou.txt). No entanto, ao contrário do verificado no modo WPA2-Personal, </w:t>
       </w:r>
       <w:r>
         <w:lastRenderedPageBreak/>
@@ -7218,17 +6686,12 @@
         <w:t>descoberta,</w:t>
       </w:r>
       <w:r>
-        <w:t xml:space="preserve"> o resultado obtido no cenário </w:t>
-      </w:r>
-      <w:proofErr w:type="spellStart"/>
-      <w:r>
-        <w:t>Enterprise</w:t>
-      </w:r>
-      <w:proofErr w:type="spellEnd"/>
-      <w:r>
-        <w:t xml:space="preserve"> foi de "KEY </w:t>
-      </w:r>
-      <w:r>
+        <w:t xml:space="preserve"> o resultado obtido no cenário Enterprise foi de "KEY </w:t>
+      </w:r>
+      <w:r>
+        <w:rPr>
+          <w:noProof/>
+        </w:rPr>
         <mc:AlternateContent>
           <mc:Choice Requires="wps">
             <w:drawing>
@@ -7270,7 +6733,7 @@
                             <w:pPr>
                               <w:pStyle w:val="Legenda"/>
                             </w:pPr>
-                            <w:bookmarkStart w:id="51" w:name="_Toc227701990"/>
+                            <w:bookmarkStart w:id="39" w:name="_Toc227701990"/>
                             <w:r>
                               <w:t xml:space="preserve">Figura </w:t>
                             </w:r>
@@ -7292,7 +6755,7 @@
                             <w:r>
                               <w:t>:Chave não encontrada</w:t>
                             </w:r>
-                            <w:bookmarkEnd w:id="51"/>
+                            <w:bookmarkEnd w:id="39"/>
                           </w:p>
                         </w:txbxContent>
                       </wps:txbx>
@@ -7350,6 +6813,9 @@
         </mc:AlternateContent>
       </w:r>
       <w:r>
+        <w:rPr>
+          <w:noProof/>
+        </w:rPr>
         <w:drawing>
           <wp:anchor distT="114300" distB="114300" distL="114300" distR="114300" simplePos="0" relativeHeight="251673600" behindDoc="0" locked="0" layoutInCell="1" hidden="0" allowOverlap="1" wp14:anchorId="4B4EDAC5" wp14:editId="18D2D6A9">
             <wp:simplePos x="0" y="0"/>
@@ -7411,15 +6877,7 @@
         <w:pStyle w:val="ISCTE"/>
       </w:pPr>
       <w:r>
-        <w:t xml:space="preserve">Este resultado é o esperado e demonstra a eficácia da mitigação implementada. A falha do ataque de dicionário deve-se ao facto de a arquitetura 802.1X não utilizar uma chave PSK que possa ser capturada e testada offline. No modo </w:t>
-      </w:r>
-      <w:proofErr w:type="spellStart"/>
-      <w:r>
-        <w:t>Enterprise</w:t>
-      </w:r>
-      <w:proofErr w:type="spellEnd"/>
-      <w:r>
-        <w:t>, a autenticação é protegida por um túnel EAP-PEAP, o que significa que o desafio de autenticação e as credenciais do utilizador nunca são expostos em texto limpo ou em formatos vulneráveis a interceção passiva no ar. Além disso, como as chaves de cifragem são geradas dinamicamente para cada sessão, um atacante não possui os elementos necessários para realizar a quebra da cifra, confirmando que a segurança desta rede é intrinsecamente superior e imune aos vetores de ataque comuns em redes domésticas.</w:t>
+        <w:t>Este resultado é o esperado e demonstra a eficácia da mitigação implementada. A falha do ataque de dicionário deve-se ao facto de a arquitetura 802.1X não utilizar uma chave PSK que possa ser capturada e testada offline. No modo Enterprise, a autenticação é protegida por um túnel EAP-PEAP, o que significa que o desafio de autenticação e as credenciais do utilizador nunca são expostos em texto limpo ou em formatos vulneráveis a interceção passiva no ar. Além disso, como as chaves de cifragem são geradas dinamicamente para cada sessão, um atacante não possui os elementos necessários para realizar a quebra da cifra, confirmando que a segurança desta rede é intrinsecamente superior e imune aos vetores de ataque comuns em redes domésticas.</w:t>
       </w:r>
     </w:p>
     <w:p/>
@@ -7434,8 +6892,8 @@
           <w:szCs w:val="48"/>
         </w:rPr>
       </w:pPr>
-      <w:bookmarkStart w:id="53" w:name="_fywf90wqcjl6" w:colFirst="0" w:colLast="0"/>
-      <w:bookmarkEnd w:id="53"/>
+      <w:bookmarkStart w:id="40" w:name="_fywf90wqcjl6" w:colFirst="0" w:colLast="0"/>
+      <w:bookmarkEnd w:id="40"/>
       <w:r>
         <w:br w:type="page"/>
       </w:r>
@@ -7444,27 +6902,19 @@
       <w:pPr>
         <w:pStyle w:val="Ttulo1"/>
       </w:pPr>
-      <w:bookmarkStart w:id="54" w:name="_Toc227711348"/>
+      <w:bookmarkStart w:id="41" w:name="_Toc227711348"/>
       <w:r>
         <w:lastRenderedPageBreak/>
         <w:t>Conclusão</w:t>
       </w:r>
-      <w:bookmarkEnd w:id="54"/>
+      <w:bookmarkEnd w:id="41"/>
     </w:p>
     <w:p>
       <w:pPr>
         <w:pStyle w:val="ISCTE"/>
       </w:pPr>
       <w:r>
-        <w:t xml:space="preserve">Com este trabalho, foi possível compreender, de forma prática, como o modo WPA2-Enterprise apresenta um nível de robustez superior ao WPA2-Personal, nomeadamente ao eliminar vetores de ataque como o </w:t>
-      </w:r>
-      <w:proofErr w:type="spellStart"/>
-      <w:r>
-        <w:t>cracking</w:t>
-      </w:r>
-      <w:proofErr w:type="spellEnd"/>
-      <w:r>
-        <w:t xml:space="preserve"> offline de passwords.</w:t>
+        <w:t>Com este trabalho, foi possível compreender, de forma prática, como o modo WPA2-Enterprise apresenta um nível de robustez superior ao WPA2-Personal, nomeadamente ao eliminar vetores de ataque como o cracking offline de passwords.</w:t>
       </w:r>
     </w:p>
     <w:p>
